--- a/docs/seva-flows.docx
+++ b/docs/seva-flows.docx
@@ -170,6 +170,28 @@
           <w:sz w:val="20"/>
         </w:rPr>
         <w:t>Whoever posted it, or a Tech Admin or the President — they mark each place served, absent or excused, then complete the seva.</w:t>
+      </w:r>
+    </w:p>
+    <w:p>
+      <w:pPr>
+        <w:spacing w:after="80"/>
+      </w:pPr>
+      <w:r>
+        <w:rPr>
+          <w:rFonts w:ascii="Calibri" w:hAnsi="Calibri"/>
+          <w:b/>
+          <w:color w:val="766D61"/>
+          <w:sz w:val="17"/>
+        </w:rPr>
+        <w:t xml:space="preserve">If a devotee can’t make it  </w:t>
+      </w:r>
+      <w:r>
+        <w:rPr>
+          <w:rFonts w:ascii="Calibri" w:hAnsi="Calibri"/>
+          <w:color w:val="3A342B"/>
+          <w:sz w:val="20"/>
+        </w:rPr>
+        <w:t>They step back before it starts. An open place simply reopens; an invited one raises a coverage request for whoever posted it.</w:t>
       </w:r>
     </w:p>
     <w:p>
@@ -392,6 +414,28 @@
           <w:sz w:val="20"/>
         </w:rPr>
         <w:t>They ask for coverage. That names a substitute, opens the day, or asks another devotee.</w:t>
+      </w:r>
+    </w:p>
+    <w:p>
+      <w:pPr>
+        <w:spacing w:after="80"/>
+      </w:pPr>
+      <w:r>
+        <w:rPr>
+          <w:rFonts w:ascii="Calibri" w:hAnsi="Calibri"/>
+          <w:b/>
+          <w:color w:val="766D61"/>
+          <w:sz w:val="17"/>
+        </w:rPr>
+        <w:t xml:space="preserve">Afterwards  </w:t>
+      </w:r>
+      <w:r>
+        <w:rPr>
+          <w:rFonts w:ascii="Calibri" w:hAnsi="Calibri"/>
+          <w:color w:val="3A342B"/>
+          <w:sz w:val="20"/>
+        </w:rPr>
+        <w:t>The devotee is asked whether they served it or missed it. Saying “missed” gives the credit back; ignoring it changes nothing.</w:t>
       </w:r>
     </w:p>
     <w:p>
@@ -917,6 +961,162 @@
                 <w:sz w:val="19"/>
               </w:rPr>
               <w:t>Automatic, on the day</w:t>
+            </w:r>
+          </w:p>
+        </w:tc>
+      </w:tr>
+      <w:tr>
+        <w:tc>
+          <w:tcPr>
+            <w:tcW w:type="dxa" w:w="2160"/>
+          </w:tcPr>
+          <w:p>
+            <w:pPr>
+              <w:spacing w:after="40"/>
+            </w:pPr>
+            <w:r/>
+            <w:r>
+              <w:rPr>
+                <w:rFonts w:ascii="Calibri" w:hAnsi="Calibri"/>
+                <w:color w:val="3A342B"/>
+                <w:sz w:val="19"/>
+              </w:rPr>
+              <w:t>Step back before it starts</w:t>
+            </w:r>
+          </w:p>
+        </w:tc>
+        <w:tc>
+          <w:tcPr>
+            <w:tcW w:type="dxa" w:w="2304"/>
+          </w:tcPr>
+          <w:p>
+            <w:pPr>
+              <w:spacing w:after="40"/>
+            </w:pPr>
+            <w:r/>
+            <w:r>
+              <w:rPr>
+                <w:rFonts w:ascii="Calibri" w:hAnsi="Calibri"/>
+                <w:color w:val="3A342B"/>
+                <w:sz w:val="19"/>
+              </w:rPr>
+              <w:t>The devotee holding the place</w:t>
+            </w:r>
+          </w:p>
+        </w:tc>
+        <w:tc>
+          <w:tcPr>
+            <w:tcW w:type="dxa" w:w="2736"/>
+          </w:tcPr>
+          <w:p>
+            <w:pPr>
+              <w:spacing w:after="40"/>
+            </w:pPr>
+            <w:r/>
+            <w:r>
+              <w:rPr>
+                <w:rFonts w:ascii="Calibri" w:hAnsi="Calibri"/>
+                <w:color w:val="3A342B"/>
+                <w:sz w:val="19"/>
+              </w:rPr>
+              <w:t>Remove it instead — it is their own record</w:t>
+            </w:r>
+          </w:p>
+        </w:tc>
+        <w:tc>
+          <w:tcPr>
+            <w:tcW w:type="dxa" w:w="2736"/>
+          </w:tcPr>
+          <w:p>
+            <w:pPr>
+              <w:spacing w:after="40"/>
+            </w:pPr>
+            <w:r/>
+            <w:r>
+              <w:rPr>
+                <w:rFonts w:ascii="Calibri" w:hAnsi="Calibri"/>
+                <w:color w:val="3A342B"/>
+                <w:sz w:val="19"/>
+              </w:rPr>
+              <w:t>Ask for coverage instead</w:t>
+            </w:r>
+          </w:p>
+        </w:tc>
+      </w:tr>
+      <w:tr>
+        <w:tc>
+          <w:tcPr>
+            <w:tcW w:type="dxa" w:w="2160"/>
+          </w:tcPr>
+          <w:p>
+            <w:pPr>
+              <w:spacing w:after="40"/>
+            </w:pPr>
+            <w:r/>
+            <w:r>
+              <w:rPr>
+                <w:rFonts w:ascii="Calibri" w:hAnsi="Calibri"/>
+                <w:color w:val="3A342B"/>
+                <w:sz w:val="19"/>
+              </w:rPr>
+              <w:t>Say whether you served it</w:t>
+            </w:r>
+          </w:p>
+        </w:tc>
+        <w:tc>
+          <w:tcPr>
+            <w:tcW w:type="dxa" w:w="2304"/>
+          </w:tcPr>
+          <w:p>
+            <w:pPr>
+              <w:spacing w:after="40"/>
+            </w:pPr>
+            <w:r/>
+            <w:r>
+              <w:rPr>
+                <w:rFonts w:ascii="Calibri" w:hAnsi="Calibri"/>
+                <w:color w:val="3A342B"/>
+                <w:sz w:val="19"/>
+              </w:rPr>
+              <w:t>The coordinator records it</w:t>
+            </w:r>
+          </w:p>
+        </w:tc>
+        <w:tc>
+          <w:tcPr>
+            <w:tcW w:type="dxa" w:w="2736"/>
+          </w:tcPr>
+          <w:p>
+            <w:pPr>
+              <w:spacing w:after="40"/>
+            </w:pPr>
+            <w:r/>
+            <w:r>
+              <w:rPr>
+                <w:rFonts w:ascii="Calibri" w:hAnsi="Calibri"/>
+                <w:color w:val="3A342B"/>
+                <w:sz w:val="19"/>
+              </w:rPr>
+              <w:t>The named member verifies it</w:t>
+            </w:r>
+          </w:p>
+        </w:tc>
+        <w:tc>
+          <w:tcPr>
+            <w:tcW w:type="dxa" w:w="2736"/>
+          </w:tcPr>
+          <w:p>
+            <w:pPr>
+              <w:spacing w:after="40"/>
+            </w:pPr>
+            <w:r/>
+            <w:r>
+              <w:rPr>
+                <w:rFonts w:ascii="Calibri" w:hAnsi="Calibri"/>
+                <w:color w:val="3A342B"/>
+                <w:sz w:val="19"/>
+              </w:rPr>
+              <w:t>The devotee, after it ends</w:t>
             </w:r>
           </w:p>
         </w:tc>
@@ -1534,6 +1734,186 @@
                 <w:sz w:val="19"/>
               </w:rPr>
               <w:t>Full hours</w:t>
+            </w:r>
+          </w:p>
+        </w:tc>
+      </w:tr>
+      <w:tr>
+        <w:tc>
+          <w:tcPr>
+            <w:tcW w:type="dxa" w:w="3744"/>
+          </w:tcPr>
+          <w:p>
+            <w:pPr>
+              <w:spacing w:after="40"/>
+            </w:pPr>
+            <w:r/>
+            <w:r>
+              <w:rPr>
+                <w:rFonts w:ascii="Calibri" w:hAnsi="Calibri"/>
+                <w:color w:val="3A342B"/>
+                <w:sz w:val="19"/>
+              </w:rPr>
+              <w:t>Devotee steps back from an OPEN seva before it starts</w:t>
+            </w:r>
+          </w:p>
+        </w:tc>
+        <w:tc>
+          <w:tcPr>
+            <w:tcW w:type="dxa" w:w="3312"/>
+          </w:tcPr>
+          <w:p>
+            <w:pPr>
+              <w:spacing w:after="40"/>
+            </w:pPr>
+            <w:r/>
+            <w:r>
+              <w:rPr>
+                <w:rFonts w:ascii="Calibri" w:hAnsi="Calibri"/>
+                <w:color w:val="3A342B"/>
+                <w:sz w:val="19"/>
+              </w:rPr>
+              <w:t>The place reopens at once for anyone; whoever posted it is told</w:t>
+            </w:r>
+          </w:p>
+        </w:tc>
+        <w:tc>
+          <w:tcPr>
+            <w:tcW w:type="dxa" w:w="2880"/>
+          </w:tcPr>
+          <w:p>
+            <w:pPr>
+              <w:spacing w:after="40"/>
+            </w:pPr>
+            <w:r/>
+            <w:r>
+              <w:rPr>
+                <w:rFonts w:ascii="Calibri" w:hAnsi="Calibri"/>
+                <w:b/>
+                <w:color w:val="766D61"/>
+                <w:sz w:val="19"/>
+              </w:rPr>
+              <w:t>Nothing for them</w:t>
+            </w:r>
+          </w:p>
+        </w:tc>
+      </w:tr>
+      <w:tr>
+        <w:tc>
+          <w:tcPr>
+            <w:tcW w:type="dxa" w:w="3744"/>
+          </w:tcPr>
+          <w:p>
+            <w:pPr>
+              <w:spacing w:after="40"/>
+            </w:pPr>
+            <w:r/>
+            <w:r>
+              <w:rPr>
+                <w:rFonts w:ascii="Calibri" w:hAnsi="Calibri"/>
+                <w:color w:val="3A342B"/>
+                <w:sz w:val="19"/>
+              </w:rPr>
+              <w:t>Devotee steps back from an INVITED seva before it starts</w:t>
+            </w:r>
+          </w:p>
+        </w:tc>
+        <w:tc>
+          <w:tcPr>
+            <w:tcW w:type="dxa" w:w="3312"/>
+          </w:tcPr>
+          <w:p>
+            <w:pPr>
+              <w:spacing w:after="40"/>
+            </w:pPr>
+            <w:r/>
+            <w:r>
+              <w:rPr>
+                <w:rFonts w:ascii="Calibri" w:hAnsi="Calibri"/>
+                <w:color w:val="3A342B"/>
+                <w:sz w:val="19"/>
+              </w:rPr>
+              <w:t>A coverage request opens for whoever posted it, who can open the day or ask somebody else</w:t>
+            </w:r>
+          </w:p>
+        </w:tc>
+        <w:tc>
+          <w:tcPr>
+            <w:tcW w:type="dxa" w:w="2880"/>
+          </w:tcPr>
+          <w:p>
+            <w:pPr>
+              <w:spacing w:after="40"/>
+            </w:pPr>
+            <w:r/>
+            <w:r>
+              <w:rPr>
+                <w:rFonts w:ascii="Calibri" w:hAnsi="Calibri"/>
+                <w:b/>
+                <w:color w:val="766D61"/>
+                <w:sz w:val="19"/>
+              </w:rPr>
+              <w:t>Nothing for them</w:t>
+            </w:r>
+          </w:p>
+        </w:tc>
+      </w:tr>
+      <w:tr>
+        <w:tc>
+          <w:tcPr>
+            <w:tcW w:type="dxa" w:w="3744"/>
+          </w:tcPr>
+          <w:p>
+            <w:pPr>
+              <w:spacing w:after="40"/>
+            </w:pPr>
+            <w:r/>
+            <w:r>
+              <w:rPr>
+                <w:rFonts w:ascii="Calibri" w:hAnsi="Calibri"/>
+                <w:color w:val="3A342B"/>
+                <w:sz w:val="19"/>
+              </w:rPr>
+              <w:t>Devotee tries to step back once it has started</w:t>
+            </w:r>
+          </w:p>
+        </w:tc>
+        <w:tc>
+          <w:tcPr>
+            <w:tcW w:type="dxa" w:w="3312"/>
+          </w:tcPr>
+          <w:p>
+            <w:pPr>
+              <w:spacing w:after="40"/>
+            </w:pPr>
+            <w:r/>
+            <w:r>
+              <w:rPr>
+                <w:rFonts w:ascii="Calibri" w:hAnsi="Calibri"/>
+                <w:color w:val="3A342B"/>
+                <w:sz w:val="19"/>
+              </w:rPr>
+              <w:t>Refused — by then it is the coordinator’s to record</w:t>
+            </w:r>
+          </w:p>
+        </w:tc>
+        <w:tc>
+          <w:tcPr>
+            <w:tcW w:type="dxa" w:w="2880"/>
+          </w:tcPr>
+          <w:p>
+            <w:pPr>
+              <w:spacing w:after="40"/>
+            </w:pPr>
+            <w:r/>
+            <w:r>
+              <w:rPr>
+                <w:rFonts w:ascii="Calibri" w:hAnsi="Calibri"/>
+                <w:b/>
+                <w:color w:val="1F6F67"/>
+                <w:sz w:val="19"/>
+              </w:rPr>
+              <w:t>Whatever the coordinator records</w:t>
             </w:r>
           </w:p>
         </w:tc>
@@ -2337,6 +2717,186 @@
                 <w:color w:val="3A342B"/>
                 <w:sz w:val="19"/>
               </w:rPr>
+              <w:t>Devotee is asked afterwards and says “I served it”</w:t>
+            </w:r>
+          </w:p>
+        </w:tc>
+        <w:tc>
+          <w:tcPr>
+            <w:tcW w:type="dxa" w:w="3312"/>
+          </w:tcPr>
+          <w:p>
+            <w:pPr>
+              <w:spacing w:after="40"/>
+            </w:pPr>
+            <w:r/>
+            <w:r>
+              <w:rPr>
+                <w:rFonts w:ascii="Calibri" w:hAnsi="Calibri"/>
+                <w:color w:val="3A342B"/>
+                <w:sz w:val="19"/>
+              </w:rPr>
+              <w:t>Recorded served — the credit the rota would have given anyway</w:t>
+            </w:r>
+          </w:p>
+        </w:tc>
+        <w:tc>
+          <w:tcPr>
+            <w:tcW w:type="dxa" w:w="2880"/>
+          </w:tcPr>
+          <w:p>
+            <w:pPr>
+              <w:spacing w:after="40"/>
+            </w:pPr>
+            <w:r/>
+            <w:r>
+              <w:rPr>
+                <w:rFonts w:ascii="Calibri" w:hAnsi="Calibri"/>
+                <w:b/>
+                <w:color w:val="1F6F67"/>
+                <w:sz w:val="19"/>
+              </w:rPr>
+              <w:t>Full hours</w:t>
+            </w:r>
+          </w:p>
+        </w:tc>
+      </w:tr>
+      <w:tr>
+        <w:tc>
+          <w:tcPr>
+            <w:tcW w:type="dxa" w:w="3744"/>
+          </w:tcPr>
+          <w:p>
+            <w:pPr>
+              <w:spacing w:after="40"/>
+            </w:pPr>
+            <w:r/>
+            <w:r>
+              <w:rPr>
+                <w:rFonts w:ascii="Calibri" w:hAnsi="Calibri"/>
+                <w:color w:val="3A342B"/>
+                <w:sz w:val="19"/>
+              </w:rPr>
+              <w:t>Devotee is asked afterwards and says “I missed it”</w:t>
+            </w:r>
+          </w:p>
+        </w:tc>
+        <w:tc>
+          <w:tcPr>
+            <w:tcW w:type="dxa" w:w="3312"/>
+          </w:tcPr>
+          <w:p>
+            <w:pPr>
+              <w:spacing w:after="40"/>
+            </w:pPr>
+            <w:r/>
+            <w:r>
+              <w:rPr>
+                <w:rFonts w:ascii="Calibri" w:hAnsi="Calibri"/>
+                <w:color w:val="3A342B"/>
+                <w:sz w:val="19"/>
+              </w:rPr>
+              <w:t>Recorded absent, and whoever set the rota up is told the day went uncovered</w:t>
+            </w:r>
+          </w:p>
+        </w:tc>
+        <w:tc>
+          <w:tcPr>
+            <w:tcW w:type="dxa" w:w="2880"/>
+          </w:tcPr>
+          <w:p>
+            <w:pPr>
+              <w:spacing w:after="40"/>
+            </w:pPr>
+            <w:r/>
+            <w:r>
+              <w:rPr>
+                <w:rFonts w:ascii="Calibri" w:hAnsi="Calibri"/>
+                <w:b/>
+                <w:color w:val="766D61"/>
+                <w:sz w:val="19"/>
+              </w:rPr>
+              <w:t>Nothing</w:t>
+            </w:r>
+          </w:p>
+        </w:tc>
+      </w:tr>
+      <w:tr>
+        <w:tc>
+          <w:tcPr>
+            <w:tcW w:type="dxa" w:w="3744"/>
+          </w:tcPr>
+          <w:p>
+            <w:pPr>
+              <w:spacing w:after="40"/>
+            </w:pPr>
+            <w:r/>
+            <w:r>
+              <w:rPr>
+                <w:rFonts w:ascii="Calibri" w:hAnsi="Calibri"/>
+                <w:color w:val="3A342B"/>
+                <w:sz w:val="19"/>
+              </w:rPr>
+              <w:t>Devotee ignores the question</w:t>
+            </w:r>
+          </w:p>
+        </w:tc>
+        <w:tc>
+          <w:tcPr>
+            <w:tcW w:type="dxa" w:w="3312"/>
+          </w:tcPr>
+          <w:p>
+            <w:pPr>
+              <w:spacing w:after="40"/>
+            </w:pPr>
+            <w:r/>
+            <w:r>
+              <w:rPr>
+                <w:rFonts w:ascii="Calibri" w:hAnsi="Calibri"/>
+                <w:color w:val="3A342B"/>
+                <w:sz w:val="19"/>
+              </w:rPr>
+              <w:t>Nothing changes — the prompt never costs anybody their hours</w:t>
+            </w:r>
+          </w:p>
+        </w:tc>
+        <w:tc>
+          <w:tcPr>
+            <w:tcW w:type="dxa" w:w="2880"/>
+          </w:tcPr>
+          <w:p>
+            <w:pPr>
+              <w:spacing w:after="40"/>
+            </w:pPr>
+            <w:r/>
+            <w:r>
+              <w:rPr>
+                <w:rFonts w:ascii="Calibri" w:hAnsi="Calibri"/>
+                <w:b/>
+                <w:color w:val="1F6F67"/>
+                <w:sz w:val="19"/>
+              </w:rPr>
+              <w:t>Full hours</w:t>
+            </w:r>
+          </w:p>
+        </w:tc>
+      </w:tr>
+      <w:tr>
+        <w:tc>
+          <w:tcPr>
+            <w:tcW w:type="dxa" w:w="3744"/>
+          </w:tcPr>
+          <w:p>
+            <w:pPr>
+              <w:spacing w:after="40"/>
+            </w:pPr>
+            <w:r/>
+            <w:r>
+              <w:rPr>
+                <w:rFonts w:ascii="Calibri" w:hAnsi="Calibri"/>
+                <w:color w:val="3A342B"/>
+                <w:sz w:val="19"/>
+              </w:rPr>
               <w:t>Devotee says they cannot make one day</w:t>
             </w:r>
           </w:p>
@@ -2987,6 +3547,86 @@
                 <w:color w:val="3A342B"/>
                 <w:sz w:val="19"/>
               </w:rPr>
+              <w:t>Step back from a posted seva</w:t>
+            </w:r>
+          </w:p>
+        </w:tc>
+        <w:tc>
+          <w:tcPr>
+            <w:tcW w:type="dxa" w:w="7056"/>
+          </w:tcPr>
+          <w:p>
+            <w:pPr>
+              <w:spacing w:after="40"/>
+            </w:pPr>
+            <w:r/>
+            <w:r>
+              <w:rPr>
+                <w:rFonts w:ascii="Calibri" w:hAnsi="Calibri"/>
+                <w:color w:val="3A342B"/>
+                <w:sz w:val="19"/>
+              </w:rPr>
+              <w:t>Any time before it starts, and not after</w:t>
+            </w:r>
+          </w:p>
+        </w:tc>
+      </w:tr>
+      <w:tr>
+        <w:tc>
+          <w:tcPr>
+            <w:tcW w:type="dxa" w:w="2880"/>
+          </w:tcPr>
+          <w:p>
+            <w:pPr>
+              <w:spacing w:after="40"/>
+            </w:pPr>
+            <w:r/>
+            <w:r>
+              <w:rPr>
+                <w:rFonts w:ascii="Calibri" w:hAnsi="Calibri"/>
+                <w:color w:val="3A342B"/>
+                <w:sz w:val="19"/>
+              </w:rPr>
+              <w:t>Answer “did you serve your weekly seva?”</w:t>
+            </w:r>
+          </w:p>
+        </w:tc>
+        <w:tc>
+          <w:tcPr>
+            <w:tcW w:type="dxa" w:w="7056"/>
+          </w:tcPr>
+          <w:p>
+            <w:pPr>
+              <w:spacing w:after="40"/>
+            </w:pPr>
+            <w:r/>
+            <w:r>
+              <w:rPr>
+                <w:rFonts w:ascii="Calibri" w:hAnsi="Calibri"/>
+                <w:color w:val="3A342B"/>
+                <w:sz w:val="19"/>
+              </w:rPr>
+              <w:t>Once it has ended. Answering is optional and never costs hours</w:t>
+            </w:r>
+          </w:p>
+        </w:tc>
+      </w:tr>
+      <w:tr>
+        <w:tc>
+          <w:tcPr>
+            <w:tcW w:type="dxa" w:w="2880"/>
+          </w:tcPr>
+          <w:p>
+            <w:pPr>
+              <w:spacing w:after="40"/>
+            </w:pPr>
+            <w:r/>
+            <w:r>
+              <w:rPr>
+                <w:rFonts w:ascii="Calibri" w:hAnsi="Calibri"/>
+                <w:color w:val="3A342B"/>
+                <w:sz w:val="19"/>
+              </w:rPr>
               <w:t>Correct attendance</w:t>
             </w:r>
           </w:p>
@@ -3229,6 +3869,34 @@
           <w:sz w:val="20"/>
         </w:rPr>
         <w:t>Partial absence still completes, crediting only those who served</w:t>
+      </w:r>
+    </w:p>
+    <w:p>
+      <w:pPr>
+        <w:pStyle w:val="ListBullet"/>
+        <w:spacing w:after="80"/>
+      </w:pPr>
+      <w:r>
+        <w:rPr>
+          <w:rFonts w:ascii="Calibri" w:hAnsi="Calibri"/>
+          <w:color w:val="3A342B"/>
+          <w:sz w:val="20"/>
+        </w:rPr>
+        <w:t>A devotee can step back from a posted seva before it starts, and an invited place raises coverage rather than going quietly unfilled</w:t>
+      </w:r>
+    </w:p>
+    <w:p>
+      <w:pPr>
+        <w:pStyle w:val="ListBullet"/>
+        <w:spacing w:after="80"/>
+      </w:pPr>
+      <w:r>
+        <w:rPr>
+          <w:rFonts w:ascii="Calibri" w:hAnsi="Calibri"/>
+          <w:color w:val="3A342B"/>
+          <w:sz w:val="20"/>
+        </w:rPr>
+        <w:t>Weekly devotees are asked afterwards whether they served, and silence still counts</w:t>
       </w:r>
     </w:p>
     <w:p>

--- a/docs/seva-flows.docx
+++ b/docs/seva-flows.docx
@@ -3901,6 +3901,34 @@
     </w:p>
     <w:p>
       <w:pPr>
+        <w:pStyle w:val="ListBullet"/>
+        <w:spacing w:after="80"/>
+      </w:pPr>
+      <w:r>
+        <w:rPr>
+          <w:rFonts w:ascii="Calibri" w:hAnsi="Calibri"/>
+          <w:color w:val="3A342B"/>
+          <w:sz w:val="20"/>
+        </w:rPr>
+        <w:t>Weekly coverage is walked end to end: asked and declined, asked again and accepted, opened to everyone, released as a run of days, a weekday the rota does not run on refused, and the same day released twice opening only one request</w:t>
+      </w:r>
+    </w:p>
+    <w:p>
+      <w:pPr>
+        <w:pStyle w:val="ListBullet"/>
+        <w:spacing w:after="80"/>
+      </w:pPr>
+      <w:r>
+        <w:rPr>
+          <w:rFonts w:ascii="Calibri" w:hAnsi="Calibri"/>
+          <w:color w:val="3A342B"/>
+          <w:sz w:val="20"/>
+        </w:rPr>
+        <w:t>The substitute is credited for the day they cover, and the devotee who released it is not</w:t>
+      </w:r>
+    </w:p>
+    <w:p>
+      <w:pPr>
         <w:spacing w:before="160" w:after="80"/>
       </w:pPr>
       <w:r>
@@ -3925,7 +3953,7 @@
           <w:color w:val="3A342B"/>
           <w:sz w:val="20"/>
         </w:rPr>
-        <w:t>Walk the weekly coverage permutations end to end — offered, accepted, declined, expired, reopened and reassigned — the way the one-off flows now are</w:t>
+        <w:t>Two coverage paths are still unproven: a range plan being superseded when the days are released again, and a substitute’s counter-offer of a different time</w:t>
       </w:r>
     </w:p>
     <w:p>

--- a/docs/seva-flows.docx
+++ b/docs/seva-flows.docx
@@ -435,7 +435,7 @@
           <w:color w:val="3A342B"/>
           <w:sz w:val="20"/>
         </w:rPr>
-        <w:t>The devotee is asked whether they served it or missed it. Saying “missed” gives the credit back; ignoring it changes nothing.</w:t>
+        <w:t>The devotee is asked whether they served it or missed it. Saying “missed” gives the credit back; ignoring it changes nothing. A cross puts the question away, which also changes nothing.</w:t>
       </w:r>
     </w:p>
     <w:p>
@@ -2897,6 +2897,66 @@
                 <w:color w:val="3A342B"/>
                 <w:sz w:val="19"/>
               </w:rPr>
+              <w:t>Devotee puts the question away with the cross</w:t>
+            </w:r>
+          </w:p>
+        </w:tc>
+        <w:tc>
+          <w:tcPr>
+            <w:tcW w:type="dxa" w:w="3312"/>
+          </w:tcPr>
+          <w:p>
+            <w:pPr>
+              <w:spacing w:after="40"/>
+            </w:pPr>
+            <w:r/>
+            <w:r>
+              <w:rPr>
+                <w:rFonts w:ascii="Calibri" w:hAnsi="Calibri"/>
+                <w:color w:val="3A342B"/>
+                <w:sz w:val="19"/>
+              </w:rPr>
+              <w:t>It stops being asked about that day. No answer is recorded on their behalf, and nobody is told</w:t>
+            </w:r>
+          </w:p>
+        </w:tc>
+        <w:tc>
+          <w:tcPr>
+            <w:tcW w:type="dxa" w:w="2880"/>
+          </w:tcPr>
+          <w:p>
+            <w:pPr>
+              <w:spacing w:after="40"/>
+            </w:pPr>
+            <w:r/>
+            <w:r>
+              <w:rPr>
+                <w:rFonts w:ascii="Calibri" w:hAnsi="Calibri"/>
+                <w:b/>
+                <w:color w:val="1F6F67"/>
+                <w:sz w:val="19"/>
+              </w:rPr>
+              <w:t>Full hours</w:t>
+            </w:r>
+          </w:p>
+        </w:tc>
+      </w:tr>
+      <w:tr>
+        <w:tc>
+          <w:tcPr>
+            <w:tcW w:type="dxa" w:w="3744"/>
+          </w:tcPr>
+          <w:p>
+            <w:pPr>
+              <w:spacing w:after="40"/>
+            </w:pPr>
+            <w:r/>
+            <w:r>
+              <w:rPr>
+                <w:rFonts w:ascii="Calibri" w:hAnsi="Calibri"/>
+                <w:color w:val="3A342B"/>
+                <w:sz w:val="19"/>
+              </w:rPr>
               <w:t>Devotee says they cannot make one day</w:t>
             </w:r>
           </w:p>
@@ -3627,6 +3687,46 @@
                 <w:color w:val="3A342B"/>
                 <w:sz w:val="19"/>
               </w:rPr>
+              <w:t>Put that question away</w:t>
+            </w:r>
+          </w:p>
+        </w:tc>
+        <w:tc>
+          <w:tcPr>
+            <w:tcW w:type="dxa" w:w="7056"/>
+          </w:tcPr>
+          <w:p>
+            <w:pPr>
+              <w:spacing w:after="40"/>
+            </w:pPr>
+            <w:r/>
+            <w:r>
+              <w:rPr>
+                <w:rFonts w:ascii="Calibri" w:hAnsi="Calibri"/>
+                <w:color w:val="3A342B"/>
+                <w:sz w:val="19"/>
+              </w:rPr>
+              <w:t>Any time it is being asked, and only by the devotee it is asked of</w:t>
+            </w:r>
+          </w:p>
+        </w:tc>
+      </w:tr>
+      <w:tr>
+        <w:tc>
+          <w:tcPr>
+            <w:tcW w:type="dxa" w:w="2880"/>
+          </w:tcPr>
+          <w:p>
+            <w:pPr>
+              <w:spacing w:after="40"/>
+            </w:pPr>
+            <w:r/>
+            <w:r>
+              <w:rPr>
+                <w:rFonts w:ascii="Calibri" w:hAnsi="Calibri"/>
+                <w:color w:val="3A342B"/>
+                <w:sz w:val="19"/>
+              </w:rPr>
               <w:t>Correct attendance</w:t>
             </w:r>
           </w:p>
